--- a/lab-materials/lab01/files/B1.APA_journal_article_reference_formatting.docx
+++ b/lab-materials/lab01/files/B1.APA_journal_article_reference_formatting.docx
@@ -10,7 +10,7 @@
         <w:t xml:space="preserve">APA Style Quick 7th Edition Guide - Journal Articles, Citations &amp; References</w:t>
       </w:r>
     </w:p>
-    <w:bookmarkStart w:id="32" w:name="X57f5de3d047c0a857bec7615fbb3c05b311b7b5"/>
+    <w:bookmarkStart w:id="31" w:name="X57f5de3d047c0a857bec7615fbb3c05b311b7b5"/>
     <w:p>
       <w:pPr>
         <w:pStyle w:val="Heading1"/>
@@ -596,7 +596,7 @@
               <w:pStyle w:val="Compact"/>
             </w:pPr>
             <w:r>
-              <w:t xml:space="preserve">Sager (2019)</w:t>
+              <w:t xml:space="preserve">Marshall (2024)</w:t>
             </w:r>
           </w:p>
         </w:tc>
@@ -607,7 +607,7 @@
               <w:pStyle w:val="BodyText"/>
             </w:pPr>
             <w:r>
-              <w:t xml:space="preserve">(Sager, 2019)</w:t>
+              <w:t xml:space="preserve">(Marshall, 2024)</w:t>
             </w:r>
           </w:p>
           <w:p>
@@ -615,7 +615,7 @@
               <w:pStyle w:val="BodyText"/>
             </w:pPr>
             <w:r>
-              <w:t xml:space="preserve">(Sager, 2019, para. 3)</w:t>
+              <w:t xml:space="preserve">(Marshall, 2024, para. 3)</w:t>
             </w:r>
           </w:p>
         </w:tc>
@@ -626,7 +626,7 @@
               <w:pStyle w:val="BodyText"/>
             </w:pPr>
             <w:r>
-              <w:t xml:space="preserve">Sager, B. (2019, December 24). 9 steps for writing a love letter that will slay their heart.</w:t>
+              <w:t xml:space="preserve">Marshall, M. (2024, July 4). Here’s why scientists don’t know how life on Earth began.</w:t>
             </w:r>
             <w:r>
               <w:t xml:space="preserve"> </w:t>
@@ -636,7 +636,7 @@
                 <w:i/>
                 <w:iCs/>
               </w:rPr>
-              <w:t xml:space="preserve">Cosmopolitan</w:t>
+              <w:t xml:space="preserve">BBC Science Focus Magazine</w:t>
             </w:r>
             <w:r>
               <w:t xml:space="preserve">.</w:t>
@@ -651,7 +651,7 @@
                 <w:rPr>
                   <w:rStyle w:val="Hyperlink"/>
                 </w:rPr>
-                <w:t xml:space="preserve">https://www.cosmopolitan.com/sex-love/a30234888/love-letters-guide/</w:t>
+                <w:t xml:space="preserve">https://www.sciencefocus.com/science/how-did-life-on-earth-begin</w:t>
               </w:r>
             </w:hyperlink>
           </w:p>
@@ -850,19 +850,20 @@
         </w:numPr>
       </w:pPr>
       <w:r>
-        <w:t xml:space="preserve">All journal articles should have a DOI assigned; new standard format is:</w:t>
+        <w:t xml:space="preserve">When a journal article has a DOI, present it as a URL in the format</w:t>
       </w:r>
       <w:r>
         <w:t xml:space="preserve"> </w:t>
       </w:r>
-      <w:hyperlink r:id="rId26">
-        <w:r>
-          <w:rPr>
-            <w:rStyle w:val="Hyperlink"/>
-          </w:rPr>
-          <w:t xml:space="preserve">https://doi.org/XXXX</w:t>
-        </w:r>
-      </w:hyperlink>
+      <w:r>
+        <w:rPr>
+          <w:rStyle w:val="VerbatimChar"/>
+        </w:rPr>
+        <w:t xml:space="preserve">https://doi.org/10.xxxx/xxxxx</w:t>
+      </w:r>
+      <w:r>
+        <w:t xml:space="preserve">.</w:t>
+      </w:r>
     </w:p>
     <w:p>
       <w:pPr>
@@ -889,7 +890,7 @@
       <w:r>
         <w:t xml:space="preserve"> </w:t>
       </w:r>
-      <w:hyperlink r:id="rId27">
+      <w:hyperlink r:id="rId26">
         <w:r>
           <w:rPr>
             <w:rStyle w:val="Hyperlink"/>
@@ -903,7 +904,7 @@
       <w:r>
         <w:t xml:space="preserve"> </w:t>
       </w:r>
-      <w:hyperlink r:id="rId28">
+      <w:hyperlink r:id="rId27">
         <w:r>
           <w:rPr>
             <w:rStyle w:val="Hyperlink"/>
@@ -917,7 +918,7 @@
       <w:r>
         <w:t xml:space="preserve"> </w:t>
       </w:r>
-      <w:hyperlink r:id="rId29">
+      <w:hyperlink r:id="rId28">
         <w:r>
           <w:rPr>
             <w:rStyle w:val="Hyperlink"/>
@@ -931,7 +932,7 @@
       <w:r>
         <w:t xml:space="preserve"> </w:t>
       </w:r>
-      <w:hyperlink r:id="rId30">
+      <w:hyperlink r:id="rId29">
         <w:r>
           <w:rPr>
             <w:rStyle w:val="Hyperlink"/>
@@ -950,7 +951,7 @@
       <w:r>
         <w:t xml:space="preserve"> </w:t>
       </w:r>
-      <w:hyperlink r:id="rId31">
+      <w:hyperlink r:id="rId30">
         <w:r>
           <w:rPr>
             <w:rStyle w:val="Hyperlink"/>
@@ -959,8 +960,8 @@
         </w:r>
       </w:hyperlink>
     </w:p>
-    <w:bookmarkEnd w:id="32"/>
-    <w:bookmarkStart w:id="33" w:name="X5810a6386b602a6f5dffa74940a8fd153e1ea49"/>
+    <w:bookmarkEnd w:id="31"/>
+    <w:bookmarkStart w:id="32" w:name="X5810a6386b602a6f5dffa74940a8fd153e1ea49"/>
     <w:p>
       <w:pPr>
         <w:pStyle w:val="Heading1"/>
@@ -1604,7 +1605,7 @@
         </w:tc>
       </w:tr>
     </w:tbl>
-    <w:bookmarkEnd w:id="33"/>
+    <w:bookmarkEnd w:id="32"/>
     <w:sectPr>
       <w:headerReference r:id="rId9" w:type="default"/>
       <w:footerReference r:id="rId10" w:type="even"/>
@@ -1892,7 +1893,9 @@
               <wp:extent cx="847991" cy="0"/>
               <wp:effectExtent l="0" t="12700" r="28575" b="25400"/>
               <wp:wrapNone/>
-              <wp:docPr id="1138935457" name="Straight Connector 1"/>
+              <wp:docPr id="1138935457" name="Straight Connector 1">
+                <ns0:decorative xmlns:ns0="http://schemas.microsoft.com/office/drawing/2017/decorative" val="1"/>
+              </wp:docPr>
               <wp:cNvGraphicFramePr/>
               <a:graphic xmlns:a="http://schemas.openxmlformats.org/drawingml/2006/main">
                 <a:graphicData uri="http://schemas.microsoft.com/office/word/2010/wordprocessingShape">
@@ -1962,7 +1965,9 @@
               <wp:extent cx="7010400" cy="0"/>
               <wp:effectExtent l="0" t="12700" r="25400" b="25400"/>
               <wp:wrapNone/>
-              <wp:docPr id="1705665425" name="Straight Connector 1"/>
+              <wp:docPr id="1705665425" name="Straight Connector 1">
+                <ns1:decorative xmlns:ns1="http://schemas.microsoft.com/office/drawing/2017/decorative" val="1"/>
+              </wp:docPr>
               <wp:cNvGraphicFramePr/>
               <a:graphic xmlns:a="http://schemas.openxmlformats.org/drawingml/2006/main">
                 <a:graphicData uri="http://schemas.microsoft.com/office/word/2010/wordprocessingShape">
@@ -2119,7 +2124,9 @@
               <wp:extent cx="437050" cy="0"/>
               <wp:effectExtent l="0" t="12700" r="33020" b="25400"/>
               <wp:wrapNone/>
-              <wp:docPr id="160056721" name="Straight Connector 1"/>
+              <wp:docPr id="160056721" name="Straight Connector 1">
+                <adec:decorative val="1"/>
+              </wp:docPr>
               <wp:cNvGraphicFramePr/>
               <a:graphic xmlns:a="http://schemas.openxmlformats.org/drawingml/2006/main">
                 <a:graphicData uri="http://schemas.microsoft.com/office/word/2010/wordprocessingShape">
@@ -2183,7 +2190,9 @@
               <wp:extent cx="7010400" cy="0"/>
               <wp:effectExtent l="0" t="12700" r="25400" b="25400"/>
               <wp:wrapNone/>
-              <wp:docPr id="1347243333" name="Straight Connector 1"/>
+              <wp:docPr id="1347243333" name="Straight Connector 1">
+                <adec:decorative val="1"/>
+              </wp:docPr>
               <wp:cNvGraphicFramePr/>
               <a:graphic xmlns:a="http://schemas.openxmlformats.org/drawingml/2006/main">
                 <a:graphicData uri="http://schemas.microsoft.com/office/word/2010/wordprocessingShape">
@@ -8175,6 +8184,22 @@
       <w:sz w:val="28"/>
     </w:rPr>
   </w:style>
+  <w:style w:customStyle="1" w:styleId="Question" w:type="paragraph">
+    <w:name w:val="Question"/>
+    <w:basedOn w:val="Normal"/>
+    <w:next w:val="Normal"/>
+    <w:pPr>
+      <w:numPr>
+        <w:ilvl w:val="4"/>
+        <w:numId w:val="42"/>
+      </w:numPr>
+      <w:spacing w:after="40" w:before="80"/>
+    </w:pPr>
+    <w:rPr>
+      <w:color w:themeColor="text1" w:val="000000"/>
+      <w:sz w:val="28"/>
+    </w:rPr>
+  </w:style>
   <w:style w:styleId="Heading6" w:type="paragraph">
     <w:name w:val="heading 6"/>
     <w:basedOn w:val="Normal"/>
